--- a/MSR_Stan_Projektu_v2026-06-13_MASTER.docx
+++ b/MSR_Stan_Projektu_v2026-06-13_MASTER.docx
@@ -1454,7 +1454,7 @@
         <w:spacing w:after="120"/>
       </w:pPr>
       <w:r>
-        <w:t xml:space="preserve">Czego nie robimy: złotych ornamentów, krzyczących CTA, agresywnych gradientów jako tła, tropikalnych palet, granatu jako tła całej strony, migających animacji, korporacyjnego języka. Ruch ma cel narracyjny — subtelny.</w:t>
+        <w:t xml:space="preserve">Czego nie robimy: złotych ornamentów, krzyczących CTA, agresywnych gradientów jako tła, tropikalnych palet, granatu jako tła całej strony, migających animacji, korporacyjnego języka. Ruch ma cel narracyjny — subtelny. Bez długich myślników (em-dash, znak —) w tekstach opisów i copy na stronie, w obu wersjach językowych (PL i EN); zamiast nich przecinek, dwukropek lub kropka.</w:t>
       </w:r>
     </w:p>
     <w:p>
